--- a/practice_test/real_document/generated/PRJ-9201_tender_pack_r1/PRJ-9201-D15_r1_Bid-approval-and-submission-readiness-record.docx
+++ b/practice_test/real_document/generated/PRJ-9201_tender_pack_r1/PRJ-9201-D15_r1_Bid-approval-and-submission-readiness-record.docx
@@ -613,7 +613,7 @@
           </w:tcPr>
           <w:p>
             <w:r>
-              <w:t>estimate approval: no approval record</w:t>
+              <w:t>project region/currency (KSA-ALL / SAR) are system defaults, not confirmed by a person</w:t>
             </w:r>
           </w:p>
         </w:tc>
@@ -635,7 +635,7 @@
           </w:tcPr>
           <w:p>
             <w:r>
-              <w:t>letter of offer: none generated</w:t>
+              <w:t>estimate approval: no approval record</w:t>
             </w:r>
           </w:p>
         </w:tc>
@@ -657,7 +657,7 @@
           </w:tcPr>
           <w:p>
             <w:r>
-              <w:t>tender-export approval: no approval record</w:t>
+              <w:t>letter of offer: none generated</w:t>
             </w:r>
           </w:p>
         </w:tc>
@@ -679,7 +679,7 @@
           </w:tcPr>
           <w:p>
             <w:r>
-              <w:t>reconciliation gate blocked by 50 finding(s)</w:t>
+              <w:t>tender-export approval: no approval record</w:t>
             </w:r>
           </w:p>
         </w:tc>
@@ -701,7 +701,7 @@
           </w:tcPr>
           <w:p>
             <w:r>
-              <w:t>estimate state is 'Preliminary — Incomplete'</w:t>
+              <w:t>reconciliation gate blocked by 50 finding(s)</w:t>
             </w:r>
           </w:p>
         </w:tc>
@@ -723,7 +723,7 @@
           </w:tcPr>
           <w:p>
             <w:r>
-              <w:t>36 unresolved material technical/commercial queries: TQ-PRJ-9201-001, TQ-PRJ-9201-002, TQ-PRJ-9201-003, TQ-PRJ-9201-004, TQ-PRJ-9201-005, TQ-PRJ-9201-006</w:t>
+              <w:t>estimate state is 'Preliminary — Incomplete'</w:t>
             </w:r>
           </w:p>
         </w:tc>
@@ -745,7 +745,7 @@
           </w:tcPr>
           <w:p>
             <w:r>
-              <w:t>required tender document(s) not received: ITT-CONTRACT, DWG-ARCH-SET, DWG-MEP, DWG-STR-COLUMN, DWG-STR-FOOTING, DWG-STR-SLABBEAM, DWG-STR-STAIR, BBS-REINF, SPEC-ARCH, SPEC-STRUCT, DWG-SITE-LEVELS</w:t>
+              <w:t>40 unresolved material technical/commercial queries: TQ-PRJ-9201-001, TQ-PRJ-9201-002, TQ-PRJ-9201-003, TQ-PRJ-9201-004, TQ-PRJ-9201-005, TQ-PRJ-9201-006</w:t>
             </w:r>
           </w:p>
         </w:tc>
@@ -767,6 +767,28 @@
           </w:tcPr>
           <w:p>
             <w:r>
+              <w:t>required tender document(s) not received: ITT-CONTRACT, DWG-ARCH-SET, DWG-MEP, DWG-STR-COLUMN, DWG-STR-FOOTING, DWG-STR-SLABBEAM, DWG-STR-STAIR, BBS-REINF, SPEC-ARCH, SPEC-STRUCT, DWG-SITE-LEVELS</w:t>
+            </w:r>
+          </w:p>
+        </w:tc>
+      </w:tr>
+      <w:tr>
+        <w:tc>
+          <w:tcPr>
+            <w:tcW w:type="dxa" w:w="4320"/>
+          </w:tcPr>
+          <w:p>
+            <w:r>
+              <w:t>11</w:t>
+            </w:r>
+          </w:p>
+        </w:tc>
+        <w:tc>
+          <w:tcPr>
+            <w:tcW w:type="dxa" w:w="4320"/>
+          </w:tcPr>
+          <w:p>
+            <w:r>
               <w:t>pack: documents BLOCKED by missing inputs (D01, D02, D03, D04, D06, D13, D14, D16, D17, D18, D19, D20, D22, D23, D24, D26, D27, D28, D29, D30, D32, D37, D40, D42)</w:t>
             </w:r>
           </w:p>
@@ -779,7 +801,7 @@
           </w:tcPr>
           <w:p>
             <w:r>
-              <w:t>11</w:t>
+              <w:t>12</w:t>
             </w:r>
           </w:p>
         </w:tc>
